--- a/Лабораторная1/reports/Король-Алексей-Юрьевич_ЛР1-1_вариант-23.docx
+++ b/Лабораторная1/reports/Король-Алексей-Юрьевич_ЛР1-1_вариант-23.docx
@@ -1303,7 +1303,7 @@
         <w:rPr>
           <w:rFonts w:ascii="Times New Roman" w:hAnsi="Times New Roman" w:eastAsia="Times New Roman" w:cs="Times New Roman"/>
         </w:rPr>
-        <w:t xml:space="preserve">Внешние данные не используются. Текстуры получены учебным генератором lab01_generator.py версии 1.0. Код предоставлен в материалах курса под лицензией MIT (THIRD_PARTY_LICENSES/Trira-MIT.txt).</w:t>
+        <w:t xml:space="preserve">Внешние данные не используются. Текстуры получены учебным генератором lab01_generator.py версии 1.0. Код предоставлен в материалах курса под лицензией MIT.</w:t>
       </w:r>
       <w:r>
         <w:rPr>
